--- a/docs/Code_Agent_实现与扩展功能说明.docx
+++ b/docs/Code_Agent_实现与扩展功能说明.docx
@@ -5000,6 +5000,1072 @@
         <w:t>tests/           # 核心机制测试</w:t>
       </w:r>
     </w:p>
+    <w:p>
+      <w:r>
+        <w:br w:type="page"/>
+      </w:r>
+    </w:p>
+    <w:p>
+      <w:pPr>
+        <w:pStyle w:val="Heading1"/>
+        <w:keepNext/>
+      </w:pPr>
+      <w:r>
+        <w:rPr>
+          <w:rFonts w:ascii="Microsoft YaHei" w:hAnsi="Microsoft YaHei" w:eastAsia="Microsoft YaHei"/>
+          <w:b/>
+          <w:color w:val="0F766E"/>
+          <w:sz w:val="30"/>
+        </w:rPr>
+        <w:t>新增章节：向 OpenCode 靠近的工程化能力</w:t>
+      </w:r>
+    </w:p>
+    <w:p>
+      <w:pPr>
+        <w:spacing w:after="120" w:line="283" w:lineRule="auto"/>
+      </w:pPr>
+      <w:r>
+        <w:rPr>
+          <w:rFonts w:ascii="Microsoft YaHei" w:hAnsi="Microsoft YaHei" w:eastAsia="Microsoft YaHei"/>
+          <w:b w:val="0"/>
+        </w:rPr>
+        <w:t>前文介绍了 ReAct 循环、Repo Map、局部编辑和上下文预算。本章记录后续新增的持久化、记忆、恢复、工具状态机与审查合并能力。它们共同解决一个问题：Agent 不再是一次性请求，而是可以持续恢复、切换模型、审查修改的 Coding Session。</w:t>
+      </w:r>
+    </w:p>
+    <w:tbl>
+      <w:tblPr>
+        <w:tblW w:type="auto" w:w="0"/>
+        <w:jc w:val="left"/>
+        <w:tblLayout w:type="fixed"/>
+        <w:tblLook w:firstColumn="1" w:firstRow="1" w:lastColumn="0" w:lastRow="0" w:noHBand="0" w:noVBand="1" w:val="04A0"/>
+      </w:tblPr>
+      <w:tblGrid>
+        <w:gridCol w:w="3120"/>
+        <w:gridCol w:w="3120"/>
+        <w:gridCol w:w="3120"/>
+      </w:tblGrid>
+      <w:tr>
+        <w:trPr>
+          <w:tblHeader/>
+        </w:trPr>
+        <w:tc>
+          <w:tcPr>
+            <w:tcW w:type="dxa" w:w="1944"/>
+            <w:shd w:fill="DCEFEA"/>
+            <w:vAlign w:val="center"/>
+          </w:tcPr>
+          <w:p>
+            <w:pPr>
+              <w:spacing w:after="0"/>
+            </w:pPr>
+            <w:r>
+              <w:rPr>
+                <w:rFonts w:ascii="Microsoft YaHei" w:hAnsi="Microsoft YaHei" w:eastAsia="Microsoft YaHei"/>
+                <w:b/>
+                <w:color w:val="0F4C45"/>
+                <w:sz w:val="18"/>
+              </w:rPr>
+              <w:t>OpenCode 关注点</w:t>
+            </w:r>
+          </w:p>
+        </w:tc>
+        <w:tc>
+          <w:tcPr>
+            <w:tcW w:type="dxa" w:w="3384"/>
+            <w:shd w:fill="DCEFEA"/>
+            <w:vAlign w:val="center"/>
+          </w:tcPr>
+          <w:p>
+            <w:pPr>
+              <w:spacing w:after="0"/>
+            </w:pPr>
+            <w:r>
+              <w:rPr>
+                <w:rFonts w:ascii="Microsoft YaHei" w:hAnsi="Microsoft YaHei" w:eastAsia="Microsoft YaHei"/>
+                <w:b/>
+                <w:color w:val="0F4C45"/>
+                <w:sz w:val="18"/>
+              </w:rPr>
+              <w:t>本项目对应实现</w:t>
+            </w:r>
+          </w:p>
+        </w:tc>
+        <w:tc>
+          <w:tcPr>
+            <w:tcW w:type="dxa" w:w="4031"/>
+            <w:shd w:fill="DCEFEA"/>
+            <w:vAlign w:val="center"/>
+          </w:tcPr>
+          <w:p>
+            <w:pPr>
+              <w:spacing w:after="0"/>
+            </w:pPr>
+            <w:r>
+              <w:rPr>
+                <w:rFonts w:ascii="Microsoft YaHei" w:hAnsi="Microsoft YaHei" w:eastAsia="Microsoft YaHei"/>
+                <w:b/>
+                <w:color w:val="0F4C45"/>
+                <w:sz w:val="18"/>
+              </w:rPr>
+              <w:t>用户可观察效果</w:t>
+            </w:r>
+          </w:p>
+        </w:tc>
+      </w:tr>
+      <w:tr>
+        <w:tc>
+          <w:tcPr>
+            <w:tcW w:type="dxa" w:w="1944"/>
+            <w:vAlign w:val="center"/>
+          </w:tcPr>
+          <w:p>
+            <w:pPr>
+              <w:spacing w:after="0"/>
+            </w:pPr>
+            <w:r>
+              <w:rPr>
+                <w:rFonts w:ascii="Microsoft YaHei" w:hAnsi="Microsoft YaHei" w:eastAsia="Microsoft YaHei"/>
+                <w:b w:val="0"/>
+                <w:sz w:val="17"/>
+              </w:rPr>
+              <w:t>Durable session</w:t>
+            </w:r>
+          </w:p>
+        </w:tc>
+        <w:tc>
+          <w:tcPr>
+            <w:tcW w:type="dxa" w:w="3384"/>
+            <w:vAlign w:val="center"/>
+          </w:tcPr>
+          <w:p>
+            <w:pPr>
+              <w:spacing w:after="0"/>
+            </w:pPr>
+            <w:r>
+              <w:rPr>
+                <w:rFonts w:ascii="Microsoft YaHei" w:hAnsi="Microsoft YaHei" w:eastAsia="Microsoft YaHei"/>
+                <w:b w:val="0"/>
+                <w:sz w:val="17"/>
+              </w:rPr>
+              <w:t>SQLite sessions/messages/events</w:t>
+            </w:r>
+          </w:p>
+        </w:tc>
+        <w:tc>
+          <w:tcPr>
+            <w:tcW w:type="dxa" w:w="4031"/>
+            <w:vAlign w:val="center"/>
+          </w:tcPr>
+          <w:p>
+            <w:pPr>
+              <w:spacing w:after="0"/>
+            </w:pPr>
+            <w:r>
+              <w:rPr>
+                <w:rFonts w:ascii="Microsoft YaHei" w:hAnsi="Microsoft YaHei" w:eastAsia="Microsoft YaHei"/>
+                <w:b w:val="0"/>
+                <w:sz w:val="17"/>
+              </w:rPr>
+              <w:t>刷新页面、重启服务后仍能恢复同一段工作上下文</w:t>
+            </w:r>
+          </w:p>
+        </w:tc>
+      </w:tr>
+      <w:tr>
+        <w:tc>
+          <w:tcPr>
+            <w:tcW w:type="dxa" w:w="1944"/>
+            <w:vAlign w:val="center"/>
+          </w:tcPr>
+          <w:p>
+            <w:pPr>
+              <w:spacing w:after="0"/>
+            </w:pPr>
+            <w:r>
+              <w:rPr>
+                <w:rFonts w:ascii="Microsoft YaHei" w:hAnsi="Microsoft YaHei" w:eastAsia="Microsoft YaHei"/>
+                <w:b w:val="0"/>
+                <w:sz w:val="17"/>
+              </w:rPr>
+              <w:t>Structured memory</w:t>
+            </w:r>
+          </w:p>
+        </w:tc>
+        <w:tc>
+          <w:tcPr>
+            <w:tcW w:type="dxa" w:w="3384"/>
+            <w:vAlign w:val="center"/>
+          </w:tcPr>
+          <w:p>
+            <w:pPr>
+              <w:spacing w:after="0"/>
+            </w:pPr>
+            <w:r>
+              <w:rPr>
+                <w:rFonts w:ascii="Microsoft YaHei" w:hAnsi="Microsoft YaHei" w:eastAsia="Microsoft YaHei"/>
+                <w:b w:val="0"/>
+                <w:sz w:val="17"/>
+              </w:rPr>
+              <w:t>memory.py 维护目标、任务、错误、文件</w:t>
+            </w:r>
+          </w:p>
+        </w:tc>
+        <w:tc>
+          <w:tcPr>
+            <w:tcW w:type="dxa" w:w="4031"/>
+            <w:vAlign w:val="center"/>
+          </w:tcPr>
+          <w:p>
+            <w:pPr>
+              <w:spacing w:after="0"/>
+            </w:pPr>
+            <w:r>
+              <w:rPr>
+                <w:rFonts w:ascii="Microsoft YaHei" w:hAnsi="Microsoft YaHei" w:eastAsia="Microsoft YaHei"/>
+                <w:b w:val="0"/>
+                <w:sz w:val="17"/>
+              </w:rPr>
+              <w:t>切换 ChatGPT/Claude 等模型仍共享项目事实</w:t>
+            </w:r>
+          </w:p>
+        </w:tc>
+      </w:tr>
+      <w:tr>
+        <w:tc>
+          <w:tcPr>
+            <w:tcW w:type="dxa" w:w="1944"/>
+            <w:vAlign w:val="center"/>
+          </w:tcPr>
+          <w:p>
+            <w:pPr>
+              <w:spacing w:after="0"/>
+            </w:pPr>
+            <w:r>
+              <w:rPr>
+                <w:rFonts w:ascii="Microsoft YaHei" w:hAnsi="Microsoft YaHei" w:eastAsia="Microsoft YaHei"/>
+                <w:b w:val="0"/>
+                <w:sz w:val="17"/>
+              </w:rPr>
+              <w:t>Compaction/recovery</w:t>
+            </w:r>
+          </w:p>
+        </w:tc>
+        <w:tc>
+          <w:tcPr>
+            <w:tcW w:type="dxa" w:w="3384"/>
+            <w:vAlign w:val="center"/>
+          </w:tcPr>
+          <w:p>
+            <w:pPr>
+              <w:spacing w:after="0"/>
+            </w:pPr>
+            <w:r>
+              <w:rPr>
+                <w:rFonts w:ascii="Microsoft YaHei" w:hAnsi="Microsoft YaHei" w:eastAsia="Microsoft YaHei"/>
+                <w:b w:val="0"/>
+                <w:sz w:val="17"/>
+              </w:rPr>
+              <w:t>ContextManager + checkpoint</w:t>
+            </w:r>
+          </w:p>
+        </w:tc>
+        <w:tc>
+          <w:tcPr>
+            <w:tcW w:type="dxa" w:w="4031"/>
+            <w:vAlign w:val="center"/>
+          </w:tcPr>
+          <w:p>
+            <w:pPr>
+              <w:spacing w:after="0"/>
+            </w:pPr>
+            <w:r>
+              <w:rPr>
+                <w:rFonts w:ascii="Microsoft YaHei" w:hAnsi="Microsoft YaHei" w:eastAsia="Microsoft YaHei"/>
+                <w:b w:val="0"/>
+                <w:sz w:val="17"/>
+              </w:rPr>
+              <w:t>上下文超限时压缩旧步骤，中断后给出恢复提示</w:t>
+            </w:r>
+          </w:p>
+        </w:tc>
+      </w:tr>
+      <w:tr>
+        <w:tc>
+          <w:tcPr>
+            <w:tcW w:type="dxa" w:w="1944"/>
+            <w:vAlign w:val="center"/>
+          </w:tcPr>
+          <w:p>
+            <w:pPr>
+              <w:spacing w:after="0"/>
+            </w:pPr>
+            <w:r>
+              <w:rPr>
+                <w:rFonts w:ascii="Microsoft YaHei" w:hAnsi="Microsoft YaHei" w:eastAsia="Microsoft YaHei"/>
+                <w:b w:val="0"/>
+                <w:sz w:val="17"/>
+              </w:rPr>
+              <w:t>Tool state machine</w:t>
+            </w:r>
+          </w:p>
+        </w:tc>
+        <w:tc>
+          <w:tcPr>
+            <w:tcW w:type="dxa" w:w="3384"/>
+            <w:vAlign w:val="center"/>
+          </w:tcPr>
+          <w:p>
+            <w:pPr>
+              <w:spacing w:after="0"/>
+            </w:pPr>
+            <w:r>
+              <w:rPr>
+                <w:rFonts w:ascii="Microsoft YaHei" w:hAnsi="Microsoft YaHei" w:eastAsia="Microsoft YaHei"/>
+                <w:b w:val="0"/>
+                <w:sz w:val="17"/>
+              </w:rPr>
+              <w:t>pending/running/completed/failed/interrupted</w:t>
+            </w:r>
+          </w:p>
+        </w:tc>
+        <w:tc>
+          <w:tcPr>
+            <w:tcW w:type="dxa" w:w="4031"/>
+            <w:vAlign w:val="center"/>
+          </w:tcPr>
+          <w:p>
+            <w:pPr>
+              <w:spacing w:after="0"/>
+            </w:pPr>
+            <w:r>
+              <w:rPr>
+                <w:rFonts w:ascii="Microsoft YaHei" w:hAnsi="Microsoft YaHei" w:eastAsia="Microsoft YaHei"/>
+                <w:b w:val="0"/>
+                <w:sz w:val="17"/>
+              </w:rPr>
+              <w:t>工具执行过程可追踪，异常不会静默消失</w:t>
+            </w:r>
+          </w:p>
+        </w:tc>
+      </w:tr>
+      <w:tr>
+        <w:tc>
+          <w:tcPr>
+            <w:tcW w:type="dxa" w:w="1944"/>
+            <w:vAlign w:val="center"/>
+          </w:tcPr>
+          <w:p>
+            <w:pPr>
+              <w:spacing w:after="0"/>
+            </w:pPr>
+            <w:r>
+              <w:rPr>
+                <w:rFonts w:ascii="Microsoft YaHei" w:hAnsi="Microsoft YaHei" w:eastAsia="Microsoft YaHei"/>
+                <w:b w:val="0"/>
+                <w:sz w:val="17"/>
+              </w:rPr>
+              <w:t>Review changes</w:t>
+            </w:r>
+          </w:p>
+        </w:tc>
+        <w:tc>
+          <w:tcPr>
+            <w:tcW w:type="dxa" w:w="3384"/>
+            <w:vAlign w:val="center"/>
+          </w:tcPr>
+          <w:p>
+            <w:pPr>
+              <w:spacing w:after="0"/>
+            </w:pPr>
+            <w:r>
+              <w:rPr>
+                <w:rFonts w:ascii="Microsoft YaHei" w:hAnsi="Microsoft YaHei" w:eastAsia="Microsoft YaHei"/>
+                <w:b w:val="0"/>
+                <w:sz w:val="17"/>
+              </w:rPr>
+              <w:t>运行前后快照 + Review merge API</w:t>
+            </w:r>
+          </w:p>
+        </w:tc>
+        <w:tc>
+          <w:tcPr>
+            <w:tcW w:type="dxa" w:w="4031"/>
+            <w:vAlign w:val="center"/>
+          </w:tcPr>
+          <w:p>
+            <w:pPr>
+              <w:spacing w:after="0"/>
+            </w:pPr>
+            <w:r>
+              <w:rPr>
+                <w:rFonts w:ascii="Microsoft YaHei" w:hAnsi="Microsoft YaHei" w:eastAsia="Microsoft YaHei"/>
+                <w:b w:val="0"/>
+                <w:sz w:val="17"/>
+              </w:rPr>
+              <w:t>审查两次修改，兼容时合并，冲突时拒绝覆盖</w:t>
+            </w:r>
+          </w:p>
+        </w:tc>
+      </w:tr>
+    </w:tbl>
+    <w:p>
+      <w:pPr>
+        <w:pStyle w:val="Heading2"/>
+        <w:keepNext/>
+      </w:pPr>
+      <w:r>
+        <w:rPr>
+          <w:rFonts w:ascii="Microsoft YaHei" w:hAnsi="Microsoft YaHei" w:eastAsia="Microsoft YaHei"/>
+          <w:b/>
+          <w:color w:val="334155"/>
+          <w:sz w:val="24"/>
+        </w:rPr>
+        <w:t>1. Session 持久化：把一次请求变成可恢复任务</w:t>
+      </w:r>
+    </w:p>
+    <w:p>
+      <w:pPr>
+        <w:spacing w:after="120" w:line="283" w:lineRule="auto"/>
+      </w:pPr>
+      <w:r>
+        <w:rPr>
+          <w:rFonts w:ascii="Microsoft YaHei" w:hAnsi="Microsoft YaHei" w:eastAsia="Microsoft YaHei"/>
+          <w:b w:val="0"/>
+        </w:rPr>
+        <w:t>如果只把 history 放在浏览器内存中，刷新页面或切换模型就会丢失上下文。现在服务端为每个工作区创建 session_id，并用 SQLite 保存消息、事件、checkpoint 和工具调用。</w:t>
+      </w:r>
+    </w:p>
+    <w:p>
+      <w:pPr>
+        <w:spacing w:before="60" w:after="160" w:line="240" w:lineRule="auto"/>
+        <w:ind w:left="259" w:right="259"/>
+        <w:shd w:fill="F1F5F9"/>
+      </w:pPr>
+      <w:r>
+        <w:rPr>
+          <w:rFonts w:ascii="Consolas" w:hAnsi="Consolas" w:eastAsia="Consolas"/>
+          <w:b w:val="0"/>
+          <w:sz w:val="17"/>
+        </w:rPr>
+        <w:t># src/code_agent/session_store.py</w:t>
+        <w:br/>
+        <w:t>+CREATE TABLE IF NOT EXISTS sessions (...);</w:t>
+        <w:br/>
+        <w:t>+CREATE TABLE IF NOT EXISTS messages (...);</w:t>
+        <w:br/>
+        <w:t>+CREATE TABLE IF NOT EXISTS checkpoints (...);</w:t>
+        <w:br/>
+        <w:t>+CREATE TABLE IF NOT EXISTS tool_calls (...);</w:t>
+      </w:r>
+    </w:p>
+    <w:p>
+      <w:pPr>
+        <w:spacing w:after="120" w:line="283" w:lineRule="auto"/>
+      </w:pPr>
+      <w:r>
+        <w:rPr>
+          <w:rFonts w:ascii="Microsoft YaHei" w:hAnsi="Microsoft YaHei" w:eastAsia="Microsoft YaHei"/>
+          <w:b w:val="0"/>
+        </w:rPr>
+        <w:t>网页端把 session_id 放在 localStorage，每次请求都携带它。server.py 以 SQLite 中的消息为准，而不是信任浏览器传来的 history，因此同一个 Session 可以被不同模型继续使用。</w:t>
+      </w:r>
+    </w:p>
+    <w:p>
+      <w:pPr>
+        <w:spacing w:before="60" w:after="160" w:line="240" w:lineRule="auto"/>
+        <w:ind w:left="259" w:right="259"/>
+        <w:shd w:fill="F1F5F9"/>
+      </w:pPr>
+      <w:r>
+        <w:rPr>
+          <w:rFonts w:ascii="Consolas" w:hAnsi="Consolas" w:eastAsia="Consolas"/>
+          <w:b w:val="0"/>
+          <w:sz w:val="17"/>
+        </w:rPr>
+        <w:t># src/code_agent/server.py</w:t>
+        <w:br/>
+        <w:t>session_id = str(payload.get("session_id") or "").strip()</w:t>
+        <w:br/>
+        <w:t>+session = store.get_session(session_id) if session_id else None</w:t>
+        <w:br/>
+        <w:t>+history = store.load_messages(session_id)</w:t>
+      </w:r>
+    </w:p>
+    <w:p>
+      <w:pPr>
+        <w:spacing w:after="120" w:line="283" w:lineRule="auto"/>
+      </w:pPr>
+      <w:r>
+        <w:rPr>
+          <w:rFonts w:ascii="Microsoft YaHei" w:hAnsi="Microsoft YaHei" w:eastAsia="Microsoft YaHei"/>
+          <w:b w:val="0"/>
+        </w:rPr>
+        <w:t>Clear 按钮会清理该 Session 的消息、记忆、checkpoint、审查记录和工具状态；模型下拉框只改变本次请求的 provider，不创建新的 Session。</w:t>
+      </w:r>
+    </w:p>
+    <w:p>
+      <w:pPr>
+        <w:pStyle w:val="Heading2"/>
+        <w:keepNext/>
+      </w:pPr>
+      <w:r>
+        <w:rPr>
+          <w:rFonts w:ascii="Microsoft YaHei" w:hAnsi="Microsoft YaHei" w:eastAsia="Microsoft YaHei"/>
+          <w:b/>
+          <w:color w:val="334155"/>
+          <w:sz w:val="24"/>
+        </w:rPr>
+        <w:t>2. 结构化记忆：跨模型共享项目事实</w:t>
+      </w:r>
+    </w:p>
+    <w:p>
+      <w:pPr>
+        <w:spacing w:after="120" w:line="283" w:lineRule="auto"/>
+      </w:pPr>
+      <w:r>
+        <w:rPr>
+          <w:rFonts w:ascii="Microsoft YaHei" w:hAnsi="Microsoft YaHei" w:eastAsia="Microsoft YaHei"/>
+          <w:b w:val="0"/>
+        </w:rPr>
+        <w:t>完整历史不适合无限注入模型，因此单独维护一份低成本的 durable memory。它只保存可验证的项目事实，不保存模型隐藏思维链。当前字段包括 goal、completed_tasks、active_tasks、known_errors、files 和 user_preferences。</w:t>
+      </w:r>
+    </w:p>
+    <w:p>
+      <w:pPr>
+        <w:spacing w:before="60" w:after="160" w:line="240" w:lineRule="auto"/>
+        <w:ind w:left="259" w:right="259"/>
+        <w:shd w:fill="F1F5F9"/>
+      </w:pPr>
+      <w:r>
+        <w:rPr>
+          <w:rFonts w:ascii="Consolas" w:hAnsi="Consolas" w:eastAsia="Consolas"/>
+          <w:b w:val="0"/>
+          <w:sz w:val="17"/>
+        </w:rPr>
+        <w:t># src/code_agent/memory.py</w:t>
+        <w:br/>
+        <w:t>def empty_memory():</w:t>
+        <w:br/>
+        <w:t>+    return {</w:t>
+        <w:br/>
+        <w:t>+        "goal": "", "completed_tasks": [], "active_tasks": [],</w:t>
+        <w:br/>
+        <w:t>+        "known_errors": [], "files": [], "user_preferences": []</w:t>
+        <w:br/>
+        <w:t>+    }</w:t>
+      </w:r>
+    </w:p>
+    <w:p>
+      <w:pPr>
+        <w:spacing w:after="120" w:line="283" w:lineRule="auto"/>
+      </w:pPr>
+      <w:r>
+        <w:rPr>
+          <w:rFonts w:ascii="Microsoft YaHei" w:hAnsi="Microsoft YaHei" w:eastAsia="Microsoft YaHei"/>
+          <w:b w:val="0"/>
+        </w:rPr>
+        <w:t>每次任务结束时，SessionStore.update_memory 根据任务、最终结果和工具结果更新记忆；下一次请求时，format_memory 将它作为 system message 注入。由于记忆按 session_id 存储，ChatGPT 完成的任务可以被 Claude 继续理解。</w:t>
+      </w:r>
+    </w:p>
+    <w:p>
+      <w:pPr>
+        <w:spacing w:before="60" w:after="160" w:line="240" w:lineRule="auto"/>
+        <w:ind w:left="259" w:right="259"/>
+        <w:shd w:fill="F1F5F9"/>
+      </w:pPr>
+      <w:r>
+        <w:rPr>
+          <w:rFonts w:ascii="Consolas" w:hAnsi="Consolas" w:eastAsia="Consolas"/>
+          <w:b w:val="0"/>
+          <w:sz w:val="17"/>
+        </w:rPr>
+        <w:t># src/code_agent/agent.py</w:t>
+        <w:br/>
+        <w:t>durable_memory = format_memory(store.get_memory(session_id), checkpoint, interrupted_tools)</w:t>
+        <w:br/>
+        <w:t>messages = [system_prompt, repo_map, context_note, durable_memory, *clean_history, current_task]</w:t>
+      </w:r>
+    </w:p>
+    <w:p>
+      <w:pPr>
+        <w:pStyle w:val="Heading2"/>
+        <w:keepNext/>
+      </w:pPr>
+      <w:r>
+        <w:rPr>
+          <w:rFonts w:ascii="Microsoft YaHei" w:hAnsi="Microsoft YaHei" w:eastAsia="Microsoft YaHei"/>
+          <w:b/>
+          <w:color w:val="334155"/>
+          <w:sz w:val="24"/>
+        </w:rPr>
+        <w:t>3. 自动压缩与恢复：控制上下文而不是简单截断</w:t>
+      </w:r>
+    </w:p>
+    <w:p>
+      <w:pPr>
+        <w:spacing w:after="120" w:line="283" w:lineRule="auto"/>
+      </w:pPr>
+      <w:r>
+        <w:rPr>
+          <w:rFonts w:ascii="Microsoft YaHei" w:hAnsi="Microsoft YaHei" w:eastAsia="Microsoft YaHei"/>
+          <w:b w:val="0"/>
+        </w:rPr>
+        <w:t>上下文管理分为三层：工具结果先限制长度；历史对话按 token 预算保留；如果整个工作集仍超出预算，就按完整的 user/assistant/tool 循环压缩旧步骤，并把摘要写入 checkpoint。当前任务和最近上下文受到保护，避免压缩掉正在处理的请求。</w:t>
+      </w:r>
+    </w:p>
+    <w:p>
+      <w:pPr>
+        <w:spacing w:before="60" w:after="160" w:line="240" w:lineRule="auto"/>
+        <w:ind w:left="259" w:right="259"/>
+        <w:shd w:fill="F1F5F9"/>
+      </w:pPr>
+      <w:r>
+        <w:rPr>
+          <w:rFonts w:ascii="Consolas" w:hAnsi="Consolas" w:eastAsia="Consolas"/>
+          <w:b w:val="0"/>
+          <w:sz w:val="17"/>
+        </w:rPr>
+        <w:t># src/code_agent/context.py</w:t>
+        <w:br/>
+        <w:t>+messages, stats = context.compact_working_set(</w:t>
+        <w:br/>
+        <w:t>+    messages, base_count, context_note_index, summaries,</w:t>
+        <w:br/>
+        <w:t>+    preserve_from=preserve_from</w:t>
+        <w:br/>
+        <w:t>+)</w:t>
+        <w:br/>
+        <w:t>+if stats.compacted_blocks:</w:t>
+        <w:br/>
+        <w:t>+    store.save_checkpoint(session_id, summary, messages[base_count:], stats.estimated_tokens)</w:t>
+      </w:r>
+    </w:p>
+    <w:p>
+      <w:pPr>
+        <w:spacing w:after="120" w:line="283" w:lineRule="auto"/>
+      </w:pPr>
+      <w:r>
+        <w:rPr>
+          <w:rFonts w:ascii="Microsoft YaHei" w:hAnsi="Microsoft YaHei" w:eastAsia="Microsoft YaHei"/>
+          <w:b w:val="0"/>
+        </w:rPr>
+        <w:t>服务重启或下一次请求开始时，Agent 会读取最新 checkpoint，并把仍处于 pending/running 的工具调用标记为 interrupted。恢复信息随后进入 durable memory，模型会先检查中断任务，再决定重试或继续。</w:t>
+      </w:r>
+    </w:p>
+    <w:p>
+      <w:pPr>
+        <w:pStyle w:val="Heading2"/>
+        <w:keepNext/>
+      </w:pPr>
+      <w:r>
+        <w:rPr>
+          <w:rFonts w:ascii="Microsoft YaHei" w:hAnsi="Microsoft YaHei" w:eastAsia="Microsoft YaHei"/>
+          <w:b/>
+          <w:color w:val="334155"/>
+          <w:sz w:val="24"/>
+        </w:rPr>
+        <w:t>4. 工具调用状态机：让执行过程可追踪</w:t>
+      </w:r>
+    </w:p>
+    <w:p>
+      <w:pPr>
+        <w:spacing w:after="120" w:line="283" w:lineRule="auto"/>
+      </w:pPr>
+      <w:r>
+        <w:rPr>
+          <w:rFonts w:ascii="Microsoft YaHei" w:hAnsi="Microsoft YaHei" w:eastAsia="Microsoft YaHei"/>
+          <w:b w:val="0"/>
+        </w:rPr>
+        <w:t>工具调用不再只是一次函数调用，而是持久化状态记录。正常路径为 pending → running → completed；失败路径为 running → failed；进程中断时为 pending/running → interrupted。相同 call_id 的再次尝试会增加 attempt 次数，而不会覆盖历史记录。</w:t>
+      </w:r>
+    </w:p>
+    <w:p>
+      <w:pPr>
+        <w:spacing w:before="60" w:after="160" w:line="240" w:lineRule="auto"/>
+        <w:ind w:left="259" w:right="259"/>
+        <w:shd w:fill="F1F5F9"/>
+      </w:pPr>
+      <w:r>
+        <w:rPr>
+          <w:rFonts w:ascii="Consolas" w:hAnsi="Consolas" w:eastAsia="Consolas"/>
+          <w:b w:val="0"/>
+          <w:sz w:val="17"/>
+        </w:rPr>
+        <w:t># src/code_agent/session_store.py</w:t>
+        <w:br/>
+        <w:t>+_TOOL_TRANSITIONS = {</w:t>
+        <w:br/>
+        <w:t>+    "pending": {"pending", "running", "interrupted"},</w:t>
+        <w:br/>
+        <w:t>+    "running": {"running", "completed", "failed", "interrupted"},</w:t>
+        <w:br/>
+        <w:t>+    "interrupted": {"interrupted"},</w:t>
+        <w:br/>
+        <w:t>+}</w:t>
+      </w:r>
+    </w:p>
+    <w:p>
+      <w:pPr>
+        <w:spacing w:after="120" w:line="283" w:lineRule="auto"/>
+      </w:pPr>
+      <w:r>
+        <w:rPr>
+          <w:rFonts w:ascii="Microsoft YaHei" w:hAnsi="Microsoft YaHei" w:eastAsia="Microsoft YaHei"/>
+          <w:b w:val="0"/>
+        </w:rPr>
+        <w:t>状态机的价值是把“卡住”变成可解释状态：UI 可以显示执行中的工具，恢复逻辑可以定位未完成调用，测试也可以验证非法状态跳转会被拒绝。</w:t>
+      </w:r>
+    </w:p>
+    <w:p>
+      <w:pPr>
+        <w:pStyle w:val="Heading2"/>
+        <w:keepNext/>
+      </w:pPr>
+      <w:r>
+        <w:rPr>
+          <w:rFonts w:ascii="Microsoft YaHei" w:hAnsi="Microsoft YaHei" w:eastAsia="Microsoft YaHei"/>
+          <w:b/>
+          <w:color w:val="334155"/>
+          <w:sz w:val="24"/>
+        </w:rPr>
+        <w:t>5. Review 审查：合并两次代码修改</w:t>
+      </w:r>
+    </w:p>
+    <w:p>
+      <w:pPr>
+        <w:spacing w:after="120" w:line="283" w:lineRule="auto"/>
+      </w:pPr>
+      <w:r>
+        <w:rPr>
+          <w:rFonts w:ascii="Microsoft YaHei" w:hAnsi="Microsoft YaHei" w:eastAsia="Microsoft YaHei"/>
+          <w:b w:val="0"/>
+        </w:rPr>
+        <w:t>每次 Agent 运行前后，server.py 对工作区中的 Python、C++、JavaScript、TypeScript、HTML、CSS 和 JSON 文件做快照。前后内容不同，就写入 review_changes 表，包含 run_id、文件路径、修改前内容、修改后内容和 pending/merged 状态。</w:t>
+      </w:r>
+    </w:p>
+    <w:p>
+      <w:pPr>
+        <w:spacing w:before="60" w:after="160" w:line="240" w:lineRule="auto"/>
+        <w:ind w:left="259" w:right="259"/>
+        <w:shd w:fill="F1F5F9"/>
+      </w:pPr>
+      <w:r>
+        <w:rPr>
+          <w:rFonts w:ascii="Consolas" w:hAnsi="Consolas" w:eastAsia="Consolas"/>
+          <w:b w:val="0"/>
+          <w:sz w:val="17"/>
+        </w:rPr>
+        <w:t># src/code_agent/server.py</w:t>
+        <w:br/>
+        <w:t>before_snapshot = self._snapshot_workspace(workspace)</w:t>
+        <w:br/>
+        <w:t>+final = agent.run(task, history=history)</w:t>
+        <w:br/>
+        <w:t>+review_changes = self._record_review_changes(</w:t>
+        <w:br/>
+        <w:t>+    store, session_id, run_id, before_snapshot, workspace</w:t>
+        <w:br/>
+        <w:t>+)</w:t>
+      </w:r>
+    </w:p>
+    <w:p>
+      <w:pPr>
+        <w:spacing w:after="120" w:line="283" w:lineRule="auto"/>
+      </w:pPr>
+      <w:r>
+        <w:rPr>
+          <w:rFonts w:ascii="Microsoft YaHei" w:hAnsi="Microsoft YaHei" w:eastAsia="Microsoft YaHei"/>
+          <w:b w:val="0"/>
+        </w:rPr>
+        <w:t>网页右侧新增 Review 面板。用户可以查看每条变更的 before/after 预览，勾选两次或多次修改后点击 Merge selected。对于同一文件的连续修改，系统使用最新 after 内容；对于多个文件，则分别合并。</w:t>
+      </w:r>
+    </w:p>
+    <w:p>
+      <w:pPr>
+        <w:spacing w:before="60" w:after="160" w:line="240" w:lineRule="auto"/>
+        <w:ind w:left="259" w:right="259"/>
+        <w:shd w:fill="F1F5F9"/>
+      </w:pPr>
+      <w:r>
+        <w:rPr>
+          <w:rFonts w:ascii="Consolas" w:hAnsi="Consolas" w:eastAsia="Consolas"/>
+          <w:b w:val="0"/>
+          <w:sz w:val="17"/>
+        </w:rPr>
+        <w:t># web/app.js</w:t>
+        <w:br/>
+        <w:t>+body: JSON.stringify({</w:t>
+        <w:br/>
+        <w:t>+    session_id: sessionId,</w:t>
+        <w:br/>
+        <w:t>+    change_ids: selected</w:t>
+        <w:br/>
+        <w:t>+})</w:t>
+        <w:br/>
+        <w:t>+POST /api/reviews/merge</w:t>
+      </w:r>
+    </w:p>
+    <w:p>
+      <w:pPr>
+        <w:spacing w:after="120" w:line="283" w:lineRule="auto"/>
+      </w:pPr>
+      <w:r>
+        <w:rPr>
+          <w:rFonts w:ascii="Microsoft YaHei" w:hAnsi="Microsoft YaHei" w:eastAsia="Microsoft YaHei"/>
+          <w:b w:val="0"/>
+        </w:rPr>
+        <w:t>合并前会检查工作区当前内容是否仍然对应最新审查版本，并对 Python 文件重新执行 ast.parse。发现手动修改或版本冲突时，接口返回冲突信息，不会强行覆盖。</w:t>
+      </w:r>
+    </w:p>
+    <w:p>
+      <w:pPr>
+        <w:spacing w:after="120" w:line="283" w:lineRule="auto"/>
+      </w:pPr>
+      <w:r>
+        <w:rPr>
+          <w:rFonts w:ascii="Microsoft YaHei" w:hAnsi="Microsoft YaHei" w:eastAsia="Microsoft YaHei"/>
+          <w:b w:val="0"/>
+        </w:rPr>
+        <w:t>需要注意：当前 Agent 的编辑会直接写入工作区，因此 Review 是“运行后审查与合并确认”层，而不是独立 staging 区。下一步可以把 Agent 输出改到临时分支或 patch 区，再由 Review 通过后落盘。</w:t>
+      </w:r>
+    </w:p>
+    <w:p>
+      <w:pPr>
+        <w:pStyle w:val="Heading2"/>
+        <w:keepNext/>
+      </w:pPr>
+      <w:r>
+        <w:rPr>
+          <w:rFonts w:ascii="Microsoft YaHei" w:hAnsi="Microsoft YaHei" w:eastAsia="Microsoft YaHei"/>
+          <w:b/>
+          <w:color w:val="334155"/>
+          <w:sz w:val="24"/>
+        </w:rPr>
+        <w:t>6. 一次完整的 Session 流程</w:t>
+      </w:r>
+    </w:p>
+    <w:p>
+      <w:pPr>
+        <w:pStyle w:val="ListNumber"/>
+        <w:spacing w:after="60"/>
+      </w:pPr>
+      <w:r>
+        <w:rPr>
+          <w:rFonts w:ascii="Microsoft YaHei" w:hAnsi="Microsoft YaHei" w:eastAsia="Microsoft YaHei"/>
+          <w:b w:val="0"/>
+        </w:rPr>
+        <w:t>网页首次发送请求，后端创建 session_id，并记录用户任务。</w:t>
+      </w:r>
+    </w:p>
+    <w:p>
+      <w:pPr>
+        <w:pStyle w:val="ListNumber"/>
+        <w:spacing w:after="60"/>
+      </w:pPr>
+      <w:r>
+        <w:rPr>
+          <w:rFonts w:ascii="Microsoft YaHei" w:hAnsi="Microsoft YaHei" w:eastAsia="Microsoft YaHei"/>
+          <w:b w:val="0"/>
+        </w:rPr>
+        <w:t>Agent 构建 Repo Map，读取历史消息、结构化记忆和最新 checkpoint。</w:t>
+      </w:r>
+    </w:p>
+    <w:p>
+      <w:pPr>
+        <w:pStyle w:val="ListNumber"/>
+        <w:spacing w:after="60"/>
+      </w:pPr>
+      <w:r>
+        <w:rPr>
+          <w:rFonts w:ascii="Microsoft YaHei" w:hAnsi="Microsoft YaHei" w:eastAsia="Microsoft YaHei"/>
+          <w:b w:val="0"/>
+        </w:rPr>
+        <w:t>模型选择工具；每个工具调用依次经历 pending、running 和完成/失败状态。</w:t>
+      </w:r>
+    </w:p>
+    <w:p>
+      <w:pPr>
+        <w:pStyle w:val="ListNumber"/>
+        <w:spacing w:after="60"/>
+      </w:pPr>
+      <w:r>
+        <w:rPr>
+          <w:rFonts w:ascii="Microsoft YaHei" w:hAnsi="Microsoft YaHei" w:eastAsia="Microsoft YaHei"/>
+          <w:b w:val="0"/>
+        </w:rPr>
+        <w:t>工具结果进入当前上下文；ContextManager 监控 token 预算并压缩旧循环。</w:t>
+      </w:r>
+    </w:p>
+    <w:p>
+      <w:pPr>
+        <w:pStyle w:val="ListNumber"/>
+        <w:spacing w:after="60"/>
+      </w:pPr>
+      <w:r>
+        <w:rPr>
+          <w:rFonts w:ascii="Microsoft YaHei" w:hAnsi="Microsoft YaHei" w:eastAsia="Microsoft YaHei"/>
+          <w:b w:val="0"/>
+        </w:rPr>
+        <w:t>任务结束后保存最终消息、项目记忆和本次运行产生的 Review 变更。</w:t>
+      </w:r>
+    </w:p>
+    <w:p>
+      <w:pPr>
+        <w:pStyle w:val="ListNumber"/>
+        <w:spacing w:after="60"/>
+      </w:pPr>
+      <w:r>
+        <w:rPr>
+          <w:rFonts w:ascii="Microsoft YaHei" w:hAnsi="Microsoft YaHei" w:eastAsia="Microsoft YaHei"/>
+          <w:b w:val="0"/>
+        </w:rPr>
+        <w:t>用户切换 ChatGPT 或 Claude 时继续携带同一个 session_id；新模型获得同一份项目记忆。</w:t>
+      </w:r>
+    </w:p>
+    <w:p>
+      <w:pPr>
+        <w:pStyle w:val="ListNumber"/>
+        <w:spacing w:after="60"/>
+      </w:pPr>
+      <w:r>
+        <w:rPr>
+          <w:rFonts w:ascii="Microsoft YaHei" w:hAnsi="Microsoft YaHei" w:eastAsia="Microsoft YaHei"/>
+          <w:b w:val="0"/>
+        </w:rPr>
+        <w:t>用户在 Review 面板选择两次修改并合并；若工作区版本冲突则保留现状并提示重新审查。</w:t>
+      </w:r>
+    </w:p>
+    <w:p>
+      <w:pPr>
+        <w:pStyle w:val="Heading2"/>
+        <w:keepNext/>
+      </w:pPr>
+      <w:r>
+        <w:rPr>
+          <w:rFonts w:ascii="Microsoft YaHei" w:hAnsi="Microsoft YaHei" w:eastAsia="Microsoft YaHei"/>
+          <w:b/>
+          <w:color w:val="334155"/>
+          <w:sz w:val="24"/>
+        </w:rPr>
+        <w:t>7. 如何验证这些能力的优势</w:t>
+      </w:r>
+    </w:p>
+    <w:p>
+      <w:pPr>
+        <w:spacing w:after="120" w:line="283" w:lineRule="auto"/>
+      </w:pPr>
+      <w:r>
+        <w:rPr>
+          <w:rFonts w:ascii="Microsoft YaHei" w:hAnsi="Microsoft YaHei" w:eastAsia="Microsoft YaHei"/>
+          <w:b w:val="0"/>
+        </w:rPr>
+        <w:t>本轮新增测试不只检查函数返回值，还覆盖跨组件行为：</w:t>
+      </w:r>
+    </w:p>
+    <w:p>
+      <w:pPr>
+        <w:pStyle w:val="ListBullet"/>
+        <w:spacing w:after="60"/>
+      </w:pPr>
+      <w:r>
+        <w:rPr>
+          <w:rFonts w:ascii="Microsoft YaHei" w:hAnsi="Microsoft YaHei" w:eastAsia="Microsoft YaHei"/>
+          <w:b w:val="0"/>
+        </w:rPr>
+        <w:t>SessionFeatureTests：重新打开 SQLite 后仍能读取消息、记忆和 checkpoint，并能把运行中的工具恢复为 interrupted。</w:t>
+      </w:r>
+    </w:p>
+    <w:p>
+      <w:pPr>
+        <w:pStyle w:val="ListBullet"/>
+        <w:spacing w:after="60"/>
+      </w:pPr>
+      <w:r>
+        <w:rPr>
+          <w:rFonts w:ascii="Microsoft YaHei" w:hAnsi="Microsoft YaHei" w:eastAsia="Microsoft YaHei"/>
+          <w:b w:val="0"/>
+        </w:rPr>
+        <w:t>跨模型测试：先用 ChatGPT 写入任务，再用 Claude 读取同一个 session，第二次模型请求中能看到第一轮 durable memory。</w:t>
+      </w:r>
+    </w:p>
+    <w:p>
+      <w:pPr>
+        <w:pStyle w:val="ListBullet"/>
+        <w:spacing w:after="60"/>
+      </w:pPr>
+      <w:r>
+        <w:rPr>
+          <w:rFonts w:ascii="Microsoft YaHei" w:hAnsi="Microsoft YaHei" w:eastAsia="Microsoft YaHei"/>
+          <w:b w:val="0"/>
+        </w:rPr>
+        <w:t>上下文测试：多个大文件工具结果触发 compacted_blocks &gt; 0，同时任务仍能完成。</w:t>
+      </w:r>
+    </w:p>
+    <w:p>
+      <w:pPr>
+        <w:pStyle w:val="ListBullet"/>
+        <w:spacing w:after="60"/>
+      </w:pPr>
+      <w:r>
+        <w:rPr>
+          <w:rFonts w:ascii="Microsoft YaHei" w:hAnsi="Microsoft YaHei" w:eastAsia="Microsoft YaHei"/>
+          <w:b w:val="0"/>
+        </w:rPr>
+        <w:t>ReviewEndpointTests：通过真实 HTTP POST /api/reviews/merge 合并两次连续修改，文件内容和 merged 状态同时正确更新。</w:t>
+      </w:r>
+    </w:p>
+    <w:p>
+      <w:pPr>
+        <w:pStyle w:val="ListBullet"/>
+        <w:spacing w:after="60"/>
+      </w:pPr>
+      <w:r>
+        <w:rPr>
+          <w:rFonts w:ascii="Microsoft YaHei" w:hAnsi="Microsoft YaHei" w:eastAsia="Microsoft YaHei"/>
+          <w:b w:val="0"/>
+        </w:rPr>
+        <w:t>最终回归结果：15/15 单元测试通过；Python 编译检查、JavaScript 语法检查和 Web API 冒烟检查通过。</w:t>
+      </w:r>
+    </w:p>
+    <w:p>
+      <w:pPr>
+        <w:pStyle w:val="Heading2"/>
+        <w:keepNext/>
+      </w:pPr>
+      <w:r>
+        <w:rPr>
+          <w:rFonts w:ascii="Microsoft YaHei" w:hAnsi="Microsoft YaHei" w:eastAsia="Microsoft YaHei"/>
+          <w:b/>
+          <w:color w:val="334155"/>
+          <w:sz w:val="24"/>
+        </w:rPr>
+        <w:t>8. 当前实现与 OpenCode 思路的差距</w:t>
+      </w:r>
+    </w:p>
+    <w:p>
+      <w:pPr>
+        <w:spacing w:after="120" w:line="283" w:lineRule="auto"/>
+      </w:pPr>
+      <w:r>
+        <w:rPr>
+          <w:rFonts w:ascii="Microsoft YaHei" w:hAnsi="Microsoft YaHei" w:eastAsia="Microsoft YaHei"/>
+          <w:b w:val="0"/>
+        </w:rPr>
+        <w:t>当前版本已经具备 durable session、结构化记忆、压缩 checkpoint、工具状态恢复和审查合并的最小闭环，但仍是单机 Demo。它还没有多用户权限、远程数据库、真正的 Git branch/patch staging、精确 token tokenizer、模型原生 compaction API 和完整的三方文本合并算法。</w:t>
+      </w:r>
+    </w:p>
+    <w:p>
+      <w:pPr>
+        <w:spacing w:after="120" w:line="283" w:lineRule="auto"/>
+      </w:pPr>
+      <w:r>
+        <w:rPr>
+          <w:rFonts w:ascii="Microsoft YaHei" w:hAnsi="Microsoft YaHei" w:eastAsia="Microsoft YaHei"/>
+          <w:b w:val="0"/>
+        </w:rPr>
+        <w:t>因此，本次实现的意义是把 Agent 从“能调用工具”推进到“能持续工作、可恢复、可审查”的工程骨架；后续可围绕 staging、Git diff、三方合并和更精确的评测继续迭代。</w:t>
+      </w:r>
+    </w:p>
     <w:sectPr>
       <w:headerReference w:type="default" r:id="rId9"/>
       <w:footerReference w:type="default" r:id="rId10"/>
